--- a/backend/templates/tech_spec_request.docx
+++ b/backend/templates/tech_spec_request.docx
@@ -30,7 +30,7 @@
           <w:color w:val="1E40AF"/>
           <w:sz w:val="20"/>
         </w:rPr>
-        <w:t>{{синие переменные}}    — автоподстановка из БД</w:t>
+        <w:t>синие переменные    — автоподстановка из БД</w:t>
       </w:r>
     </w:p>
     <w:p>
@@ -76,7 +76,7 @@
           <w:color w:val="6B7280"/>
           <w:sz w:val="20"/>
         </w:rPr>
-        <w:t>серые {% маркеры %}    — технические условия Jinja2 (не трогать)</w:t>
+        <w:t>серые     — технические условия Jinja2 (не трогать)</w:t>
       </w:r>
     </w:p>
     <w:p>
@@ -517,21 +517,6 @@
         <w:t>Спецификация:</w:t>
       </w:r>
     </w:p>
-    <w:p>
-      <w:pPr>
-        <w:spacing w:before="0" w:after="0" w:line="276" w:lineRule="exact"/>
-        <w:jc w:val="both"/>
-      </w:pPr>
-      <w:r>
-        <w:rPr>
-          <w:rFonts w:ascii="Times New Roman" w:hAnsi="Times New Roman"/>
-          <w:i/>
-          <w:color w:val="6B7280"/>
-          <w:sz w:val="20"/>
-        </w:rPr>
-        <w:t>{% tr for item in items %}</w:t>
-      </w:r>
-    </w:p>
     <w:tbl>
       <w:tblPr>
         <w:tblStyle w:val="TableGrid"/>
@@ -640,6 +625,58 @@
       <w:tr>
         <w:tc>
           <w:tcPr>
+            <w:tcW w:type="auto" w:w="0"/>
+          </w:tcPr>
+          <w:p>
+            <w:r>
+              <w:t>{%tr for item in items %}</w:t>
+            </w:r>
+          </w:p>
+        </w:tc>
+        <w:tc>
+          <w:tcPr>
+            <w:tcW w:type="auto" w:w="0"/>
+          </w:tcPr>
+          <w:p>
+            <w:r>
+              <w:t/>
+            </w:r>
+          </w:p>
+        </w:tc>
+        <w:tc>
+          <w:tcPr>
+            <w:tcW w:type="auto" w:w="0"/>
+          </w:tcPr>
+          <w:p>
+            <w:r>
+              <w:t/>
+            </w:r>
+          </w:p>
+        </w:tc>
+        <w:tc>
+          <w:tcPr>
+            <w:tcW w:type="auto" w:w="0"/>
+          </w:tcPr>
+          <w:p>
+            <w:r>
+              <w:t/>
+            </w:r>
+          </w:p>
+        </w:tc>
+        <w:tc>
+          <w:tcPr>
+            <w:tcW w:type="auto" w:w="0"/>
+          </w:tcPr>
+          <w:p>
+            <w:r>
+              <w:t/>
+            </w:r>
+          </w:p>
+        </w:tc>
+      </w:tr>
+      <w:tr>
+        <w:tc>
+          <w:tcPr>
             <w:tcW w:type="dxa" w:w="1995"/>
           </w:tcPr>
           <w:p>
@@ -734,22 +771,59 @@
           </w:p>
         </w:tc>
       </w:tr>
+      <w:tr>
+        <w:tc>
+          <w:tcPr>
+            <w:tcW w:type="auto" w:w="0"/>
+          </w:tcPr>
+          <w:p>
+            <w:r>
+              <w:t>{%tr endfor %}</w:t>
+            </w:r>
+          </w:p>
+        </w:tc>
+        <w:tc>
+          <w:tcPr>
+            <w:tcW w:type="auto" w:w="0"/>
+          </w:tcPr>
+          <w:p>
+            <w:r>
+              <w:t/>
+            </w:r>
+          </w:p>
+        </w:tc>
+        <w:tc>
+          <w:tcPr>
+            <w:tcW w:type="auto" w:w="0"/>
+          </w:tcPr>
+          <w:p>
+            <w:r>
+              <w:t/>
+            </w:r>
+          </w:p>
+        </w:tc>
+        <w:tc>
+          <w:tcPr>
+            <w:tcW w:type="auto" w:w="0"/>
+          </w:tcPr>
+          <w:p>
+            <w:r>
+              <w:t/>
+            </w:r>
+          </w:p>
+        </w:tc>
+        <w:tc>
+          <w:tcPr>
+            <w:tcW w:type="auto" w:w="0"/>
+          </w:tcPr>
+          <w:p>
+            <w:r>
+              <w:t/>
+            </w:r>
+          </w:p>
+        </w:tc>
+      </w:tr>
     </w:tbl>
-    <w:p>
-      <w:pPr>
-        <w:spacing w:before="40" w:after="120" w:line="276" w:lineRule="exact"/>
-        <w:jc w:val="both"/>
-      </w:pPr>
-      <w:r>
-        <w:rPr>
-          <w:rFonts w:ascii="Times New Roman" w:hAnsi="Times New Roman"/>
-          <w:i/>
-          <w:color w:val="6B7280"/>
-          <w:sz w:val="20"/>
-        </w:rPr>
-        <w:t>{% tr endfor %}</w:t>
-      </w:r>
-    </w:p>
     <w:p>
       <w:pPr>
         <w:spacing w:before="80" w:after="80" w:line="276" w:lineRule="exact"/>
